--- a/questions/모의고사5번 (30문제).docx
+++ b/questions/모의고사5번 (30문제).docx
@@ -558,18 +558,7 @@
     </w:p>
     <w:p>
       <w:r>
-        <w:t>A. 1, 3</w:t>
-        <w:br/>
-        <w:t>on-premises network</w:t>
-        <w:br/>
-        <w:br/>
-        <w:t>Azure 가상 머신은 Hyper-V 물리적 서버에서 실행됩니다. 물리적 서버는 Microsoft가 소유하고 관리합니다. Azure 고객은 물리적 서버에 액세스할 수 없습니다. Microsoft는 장애가 발생한 서버 하드웨어의 교체와 물리적 서버의 보안을 관리하므로 필요하지 않습니다.</w:t>
-        <w:br/>
-        <w:t>B: Microsoft는 가상 머신에서 실행하는 응용 프로그램을 제어할 수 없습니다. 따라서 애플리케이션 데이터를 백업하는 것은 사용자의 책임입니다.</w:t>
-        <w:br/>
-        <w:t>D: Microsoft는 가상 머신에서 실행되는 운영 체제를 관리하지 않습니다. 따라서 운영 체제가 업데이트되었는지 확인하는 것은 사용자의 책임입니다.</w:t>
-        <w:br/>
-        <w:t>E: Microsoft는 가상 머신에서 호스팅하는 공유 폴더를 제어할 수 없습니다. 따라서 폴더 권한이 적절하게 구성되었는지 확인하는 것은 사용자의 책임입니다.</w:t>
+        <w:t>A. 1,3</w:t>
         <w:br/>
         <w:t>76</w:t>
       </w:r>
